--- a/episodes/The_Dark_Rise_Episode_36.docx
+++ b/episodes/The_Dark_Rise_Episode_36.docx
@@ -161,7 +161,7 @@
           <w:sz w:val="24"/>
           <w:szCs w:val="24"/>
         </w:rPr>
-        <w:t xml:space="preserve">Osadebe rode the rest of the way back to Idoro turning that single detail over more carefully than he had turned over almost anything since the boundary itself. Every fear he had carried out of Oso had been a fear about what the entity wanted. It had not once occurred to him, until a stranger's polite questions about surveyed ground, that other men might be circling Idoro for reasons that had nothing to do with the presence beneath the ak-pu roots at all, and everything to do with whatever the delta's soil and water were quietly worth to houses that had never heard the word abiku spoken.</w:t>
+        <w:t xml:space="preserve">Osadebe rode the rest of the way back to Idoro turning that single detail over more carefully than he had turned over almost anything since the boundary itself. Every fear he had carried out of Oso had been a fear about what the entity wanted. It had not once occurred to him, until a stranger's polite questions about surveyed ground, that other men might be circling Idoro for reasons that had nothing to do with the presence beneath the iroko roots at all, and everything to do with whatever the delta's soil and water were quietly worth to houses that had never heard the word abiku spoken.</w:t>
       </w:r>
     </w:p>
     <w:p>
@@ -257,7 +257,7 @@
           <w:sz w:val="24"/>
           <w:szCs w:val="24"/>
         </w:rPr>
-        <w:t xml:space="preserve">Beneath the ak-pu roots, the entity had spent three days turning the boy's untraceable word over without finding anywhere to set it down, until turning it over stopped being enough, and it made a decision it had not made once in three hundred years of careful, contained patience. It would reach for the source itself, rather than wait for the source to reach for the boy again.</w:t>
+        <w:t xml:space="preserve">Beneath the iroko roots, the entity had spent three days turning the boy's untraceable word over without finding anywhere to set it down, until turning it over stopped being enough, and it made a decision it had not made once in three hundred years of careful, contained patience. It would reach for the source itself, rather than wait for the source to reach for the boy again.</w:t>
       </w:r>
     </w:p>
     <w:p>

--- a/episodes/The_Dark_Rise_Episode_36.docx
+++ b/episodes/The_Dark_Rise_Episode_36.docx
@@ -98,20 +98,7 @@
     </w:p>
     <w:p>
       <w:pPr>
-        <w:spacing w:after="0" w:line="360"/>
-      </w:pPr>
-      <w:r>
-        <w:rPr>
-          <w:rFonts w:ascii="Georgia" w:hAnsi="Georgia" w:cs="Georgia"/>
-          <w:sz w:val="24"/>
-          <w:szCs w:val="24"/>
-        </w:rPr>
-        <w:t xml:space="preserve"/>
-      </w:r>
-    </w:p>
-    <w:p>
-      <w:pPr>
-        <w:spacing w:after="60" w:line="360"/>
+        <w:spacing w:after="60" w:line="360" w:before="480"/>
         <w:ind w:firstLine="360"/>
       </w:pPr>
       <w:r>
@@ -139,20 +126,7 @@
     </w:p>
     <w:p>
       <w:pPr>
-        <w:spacing w:after="0" w:line="360"/>
-      </w:pPr>
-      <w:r>
-        <w:rPr>
-          <w:rFonts w:ascii="Georgia" w:hAnsi="Georgia" w:cs="Georgia"/>
-          <w:sz w:val="24"/>
-          <w:szCs w:val="24"/>
-        </w:rPr>
-        <w:t xml:space="preserve"/>
-      </w:r>
-    </w:p>
-    <w:p>
-      <w:pPr>
-        <w:spacing w:after="60" w:line="360"/>
+        <w:spacing w:after="60" w:line="360" w:before="480"/>
         <w:ind w:firstLine="360"/>
       </w:pPr>
       <w:r>
@@ -166,20 +140,7 @@
     </w:p>
     <w:p>
       <w:pPr>
-        <w:spacing w:after="0" w:line="360"/>
-      </w:pPr>
-      <w:r>
-        <w:rPr>
-          <w:rFonts w:ascii="Georgia" w:hAnsi="Georgia" w:cs="Georgia"/>
-          <w:sz w:val="24"/>
-          <w:szCs w:val="24"/>
-        </w:rPr>
-        <w:t xml:space="preserve"/>
-      </w:r>
-    </w:p>
-    <w:p>
-      <w:pPr>
-        <w:spacing w:after="60" w:line="360"/>
+        <w:spacing w:after="60" w:line="360" w:before="480"/>
         <w:ind w:firstLine="360"/>
       </w:pPr>
       <w:r>
@@ -235,20 +196,7 @@
     </w:p>
     <w:p>
       <w:pPr>
-        <w:spacing w:after="0" w:line="360"/>
-      </w:pPr>
-      <w:r>
-        <w:rPr>
-          <w:rFonts w:ascii="Georgia" w:hAnsi="Georgia" w:cs="Georgia"/>
-          <w:sz w:val="24"/>
-          <w:szCs w:val="24"/>
-        </w:rPr>
-        <w:t xml:space="preserve"/>
-      </w:r>
-    </w:p>
-    <w:p>
-      <w:pPr>
-        <w:spacing w:after="60" w:line="360"/>
+        <w:spacing w:after="60" w:line="360" w:before="480"/>
         <w:ind w:firstLine="360"/>
       </w:pPr>
       <w:r>
@@ -290,20 +238,7 @@
     </w:p>
     <w:p>
       <w:pPr>
-        <w:spacing w:after="0" w:line="360"/>
-      </w:pPr>
-      <w:r>
-        <w:rPr>
-          <w:rFonts w:ascii="Georgia" w:hAnsi="Georgia" w:cs="Georgia"/>
-          <w:sz w:val="24"/>
-          <w:szCs w:val="24"/>
-        </w:rPr>
-        <w:t xml:space="preserve"/>
-      </w:r>
-    </w:p>
-    <w:p>
-      <w:pPr>
-        <w:spacing w:after="60" w:line="360"/>
+        <w:spacing w:after="60" w:line="360" w:before="480"/>
         <w:ind w:firstLine="360"/>
       </w:pPr>
       <w:r>
@@ -345,20 +280,7 @@
     </w:p>
     <w:p>
       <w:pPr>
-        <w:spacing w:after="0" w:line="360"/>
-      </w:pPr>
-      <w:r>
-        <w:rPr>
-          <w:rFonts w:ascii="Georgia" w:hAnsi="Georgia" w:cs="Georgia"/>
-          <w:sz w:val="24"/>
-          <w:szCs w:val="24"/>
-        </w:rPr>
-        <w:t xml:space="preserve"/>
-      </w:r>
-    </w:p>
-    <w:p>
-      <w:pPr>
-        <w:spacing w:after="60" w:line="360"/>
+        <w:spacing w:after="60" w:line="360" w:before="480"/>
         <w:ind w:firstLine="360"/>
       </w:pPr>
       <w:r>
@@ -438,19 +360,6 @@
           <w:szCs w:val="24"/>
         </w:rPr>
         <w:t xml:space="preserve">For the first time since it had claimed this ground and the child sleeping on it, the entity found itself wondering whether patience, its oldest and most trusted weapon, had simply never been tested against anything patient enough to wait it out in return.</w:t>
-      </w:r>
-    </w:p>
-    <w:p>
-      <w:pPr>
-        <w:spacing w:after="0" w:line="360"/>
-      </w:pPr>
-      <w:r>
-        <w:rPr>
-          <w:rFonts w:ascii="Georgia" w:hAnsi="Georgia" w:cs="Georgia"/>
-          <w:sz w:val="24"/>
-          <w:szCs w:val="24"/>
-        </w:rPr>
-        <w:t xml:space="preserve"/>
       </w:r>
     </w:p>
     <w:sectPr>
